--- a/policies/build/masters/HCO.COP.3_v2_master.docx
+++ b/policies/build/masters/HCO.COP.3_v2_master.docx
@@ -406,7 +406,7 @@
                 <w:sz w:val="18"/>
                 <w:szCs w:val="18"/>
               </w:rPr>
-              <w:t xml:space="preserve">«Patient Rights Officer»  Name «________»</w:t>
+              <w:t xml:space="preserve">«Ambulance / Transport In-Charge»  Name «________»</w:t>
             </w:r>
           </w:p>
         </w:tc>
@@ -839,7 +839,7 @@
           <w:sz w:val="22"/>
           <w:szCs w:val="22"/>
         </w:rPr>
-        <w:t xml:space="preserve">3. Do not skip: The ambulance(s) is t for purpose and is appropriately equipped.</w:t>
+        <w:t xml:space="preserve">3. Do not skip: The ambulance(s) is fit for purpose and is appropriately equipped.</w:t>
       </w:r>
     </w:p>
     <w:p>
@@ -887,7 +887,7 @@
           <w:sz w:val="22"/>
           <w:szCs w:val="22"/>
         </w:rPr>
-        <w:t xml:space="preserve">7. Do not skip: The emergency department identies opportunities to initiate treatment at the earliest when the patient is ...</w:t>
+        <w:t xml:space="preserve">7. Do not skip: The emergency department identifies opportunities to initiate treatment at the earliest when the patient is...</w:t>
       </w:r>
     </w:p>
     <w:p>
@@ -995,19 +995,19 @@
         <w:spacing w:after="100" w:before="220"/>
       </w:pPr>
       <w:r>
-        <w:t xml:space="preserve">5.3 The ambulance(s) is t for purpose and is appropriately equipped</w:t>
-      </w:r>
-    </w:p>
-    <w:p>
-      <w:pPr>
-        <w:spacing w:after="140"/>
-      </w:pPr>
-      <w:r>
-        <w:rPr>
-          <w:sz w:val="22"/>
-          <w:szCs w:val="22"/>
-        </w:rPr>
-        <w:t xml:space="preserve">The ambulance(s) is t for purpose and is appropriately equipped.</w:t>
+        <w:t xml:space="preserve">5.3 The ambulance(s) is fit for purpose and is appropriately equipped</w:t>
+      </w:r>
+    </w:p>
+    <w:p>
+      <w:pPr>
+        <w:spacing w:after="140"/>
+      </w:pPr>
+      <w:r>
+        <w:rPr>
+          <w:sz w:val="22"/>
+          <w:szCs w:val="22"/>
+        </w:rPr>
+        <w:t xml:space="preserve">The ambulance(s) is fit for purpose and is appropriately equipped.</w:t>
       </w:r>
     </w:p>
     <w:p>
@@ -1127,19 +1127,19 @@
         <w:spacing w:after="100" w:before="220"/>
       </w:pPr>
       <w:r>
-        <w:t xml:space="preserve">5.7 The emergency department identies opportunities to initiate treatmen..</w:t>
-      </w:r>
-    </w:p>
-    <w:p>
-      <w:pPr>
-        <w:spacing w:after="140"/>
-      </w:pPr>
-      <w:r>
-        <w:rPr>
-          <w:sz w:val="22"/>
-          <w:szCs w:val="22"/>
-        </w:rPr>
-        <w:t xml:space="preserve">The emergency department identies opportunities to initiate treatment at the earliest when the patient is in transit to the organisation.</w:t>
+        <w:t xml:space="preserve">5.7 The emergency department identifies opportunities to initiate treatme..</w:t>
+      </w:r>
+    </w:p>
+    <w:p>
+      <w:pPr>
+        <w:spacing w:after="140"/>
+      </w:pPr>
+      <w:r>
+        <w:rPr>
+          <w:sz w:val="22"/>
+          <w:szCs w:val="22"/>
+        </w:rPr>
+        <w:t xml:space="preserve">The emergency department identifies opportunities to initiate treatment at the earliest when the patient is in transit to the organisation.</w:t>
       </w:r>
     </w:p>
     <w:p>
@@ -2339,7 +2339,7 @@
           <w:sz w:val="22"/>
           <w:szCs w:val="22"/>
         </w:rPr>
-        <w:t xml:space="preserve">Medical Superintendent; Ambulance / Transport In-Charge; Quality Coordinator; department clinical staff covered by COP.3.</w:t>
+        <w:t xml:space="preserve">Medical Superintendent; Ambulance / Transport In-Charge; Quality Coordinator; department clinical staff covered by COP.3</w:t>
       </w:r>
     </w:p>
     <w:p>
@@ -2724,7 +2724,7 @@
                 <w:sz w:val="18"/>
                 <w:szCs w:val="18"/>
               </w:rPr>
-              <w:t xml:space="preserve">The ambulance(s) is t for purpose and is appropriately equipped.</w:t>
+              <w:t xml:space="preserve">The ambulance(s) is fit for purpose and is appropriately equipped.</w:t>
             </w:r>
           </w:p>
         </w:tc>
@@ -3084,7 +3084,7 @@
                 <w:sz w:val="18"/>
                 <w:szCs w:val="18"/>
               </w:rPr>
-              <w:t xml:space="preserve">The emergency department identies opportunities to initiate treatment at the earliest when the patient is in transit to the organisation.</w:t>
+              <w:t xml:space="preserve">The emergency department identifies opportunities to initiate treatment at the earliest when the patient is in transit to the organisation.</w:t>
             </w:r>
           </w:p>
         </w:tc>
@@ -3283,7 +3283,7 @@
         <w:spacing w:after="100" w:before="220"/>
       </w:pPr>
       <w:r>
-        <w:t xml:space="preserve">COP.3.c — The ambulance(s) is t for purpose and is appropriately equipped.</w:t>
+        <w:t xml:space="preserve">COP.3.c — The ambulance(s) is fit for purpose and is appropriately equipped.</w:t>
       </w:r>
     </w:p>
     <w:p>
@@ -3540,7 +3540,7 @@
         <w:spacing w:after="100" w:before="220"/>
       </w:pPr>
       <w:r>
-        <w:t xml:space="preserve">COP.3.g — The emergency department identies opportunities to initiate treatment at the earliest when the patient is in transit to the organisation.</w:t>
+        <w:t xml:space="preserve">COP.3.g — The emergency department identifies opportunities to initiate treatment at the earliest when the patient is in transit to the organisation.</w:t>
       </w:r>
     </w:p>
     <w:p>
